--- a/spa/docx/48.content.docx
+++ b/spa/docx/48.content.docx
@@ -11,6 +11,15 @@
         <w:pStyle w:val="Heading2"/>
       </w:pPr>
       <w:r>
+        <w:t>Resource: Notas de Estudio (Tyndale)</w:t>
+      </w:r>
+      <w:r/>
+    </w:p>
+    <w:p>
+      <w:pPr>
+        <w:pStyle w:val="Heading2"/>
+      </w:pPr>
+      <w:r>
         <w:t>License Information</w:t>
       </w:r>
       <w:r/>
@@ -21,7 +30,7 @@
         <w:rPr>
           <w:b/>
         </w:rPr>
-        <w:t>Study Notes (Tyndale)</w:t>
+        <w:t>Notas de Estudio (Tyndale)</w:t>
       </w:r>
       <w:r>
         <w:t xml:space="preserve"> (Spanish) is based on</w:t>
@@ -74,7 +83,7 @@
         <w:pStyle w:val="Heading1"/>
       </w:pPr>
       <w:r>
-        <w:t>Study Notes (Tyndale)</w:t>
+        <w:t>Notas de Estudio (Tyndale)</w:t>
       </w:r>
     </w:p>
     <w:p>
@@ -83,6 +92,51 @@
           <w:headerReference w:type="even" r:id="rId8"/>
           <w:headerReference w:type="default" r:id="rId9"/>
           <w:footerReference w:type="default" r:id="rId10"/>
+          <w:footnotePr>
+            <w:numRestart w:val="eachSect"/>
+          </w:footnotePr>
+          <w:type w:val="continuous"/>
+          <w:pgSz w:w="12240" w:h="15840" w:code="1"/>
+          <w:pgMar w:top="1440" w:right="1440" w:bottom="1440" w:left="1440" w:header="504" w:footer="504" w:gutter="0"/>
+          <w:cols w:space="708"/>
+          <w:titlePg/>
+          <w:docGrid w:linePitch="360"/>
+        </w:sectPr>
+      </w:pPr>
+    </w:p>
+    <w:p>
+      <w:r/>
+    </w:p>
+    <w:p>
+      <w:pPr>
+        <w:pStyle w:val="Heading2"/>
+      </w:pPr>
+      <w:r>
+        <w:t>GAL</w:t>
+      </w:r>
+      <w:r/>
+    </w:p>
+    <w:p>
+      <w:r/>
+      <w:r>
+        <w:rPr>
+          <w:i/>
+        </w:rPr>
+        <w:t>Gálatas 1:1, Gálatas 1:1–5, Gálatas 1:1–2.21, Gálatas 1:2, Gálatas 1:3, Gálatas 1:3–5, Gálatas 1:4, Gálatas 1:4–5, Gálatas 1:5, Gálatas 1:6, Gálatas 1:6–10, Gálatas 1:7, Gálatas 1:8–9, Gálatas 1:9, Gálatas 1:10, Gálatas 1:11, Gálatas 1:11–2.21, Gálatas 1:12, Gálatas 1:13–14, Gálatas 1:14, Gálatas 1:15–16, Gálatas 1:16–20, Gálatas 1:17, Gálatas 1:18, Gálatas 1:18–20, Gálatas 1:20, Gálatas 1:21–22, Gálatas 1:23–24, Gálatas 2:1, Gálatas 2:1–10, Gálatas 2:2, Gálatas 2:3, Gálatas 2:4, Gálatas 2:4–5, Gálatas 2:5, Gálatas 2:6, Gálatas 2:6–10, Gálatas 2:7–8, Gálatas 2:9, Gálatas 2:10, Gálatas 2:11, Gálatas 2:11–21, Gálatas 2:12, Gálatas 2:13, Gálatas 2:14, Gálatas 2:14–21, Gálatas 2:15, Gálatas 2:16, Gálatas 2:17–21, Gálatas 2:18, Gálatas 2:19, Gálatas 2:20, Gálatas 2:21, Gálatas 3:1, Gálatas 3:1–9, Gálatas 3:1–5.12, Gálatas 3:2, Gálatas 3:3, Gálatas 3:4, Gálatas 3:5, Gálatas 3:6, Gálatas 3:6–9, Gálatas 3:7, Gálatas 3:8, Gálatas 3:10, Gálatas 3:10–12, Gálatas 3:11, Gálatas 3:12, Gálatas 3:13, Gálatas 3:13–14, Gálatas 3:14, Gálatas 3:15, Gálatas 3:15–18, Gálatas 3:16, Gálatas 3:17, Gálatas 3:18, Gálatas 3:19, Gálatas 3:19–22, Gálatas 3:20, Gálatas 3:21, Gálatas 3:21–25, Gálatas 3:22, Gálatas 3:23, Gálatas 3:23–29, Gálatas 3:24, Gálatas 3:25, Gálatas 3:26, Gálatas 3:26–29, Gálatas 3:27, Gálatas 3:28, Gálatas 3:29, Gálatas 4:1–3, Gálatas 4:1–7, Gálatas 4:3, Gálatas 4:4–5, Gálatas 4:6, Gálatas 4:8, Gálatas 4:8–11, Gálatas 4:9, Gálatas 4:10–11, Gálatas 4:11, Gálatas 4:12, Gálatas 4:12–20, Gálatas 4:13–14, Gálatas 4:15, Gálatas 4:16, Gálatas 4:17, Gálatas 4:18, Gálatas 4:19, Gálatas 4:20, Gálatas 4:21, Gálatas 4:21–31, Gálatas 4:22–23, Gálatas 4:24, Gálatas 4:24–25, Gálatas 4:25, Gálatas 4:26, Gálatas 4:27, Gálatas 4:28–31, Gálatas 4:29, Gálatas 4:30–31, Gálatas 5:1, Gálatas 5:2, Gálatas 5:2–6, Gálatas 5:3, Gálatas 5:4, Gálatas 5:5, Gálatas 5:6, Gálatas 5:7, Gálatas 5:8, Gálatas 5:9, Gálatas 5:10, Gálatas 5:11, Gálatas 5:12, Gálatas 5:13–6:10, Gálatas 5:14, Gálatas 5:15, Gálatas 5:16–26, Gálatas 5:17, Gálatas 5:18, Gálatas 5:19, Gálatas 5:19–26, Gálatas 5:20, Gálatas 5:21, Gálatas 5:22, Gálatas 5:23, Gálatas 5:24, Gálatas 5:25, Gálatas 5:26, Gálatas 6:1, Gálatas 6:1–5, Gálatas 6:1–10, Gálatas 6:2, Gálatas 6:3, Gálatas 6:4, Gálatas 6:5, Gálatas 6:6, Gálatas 6:6–10, Gálatas 6:7, Gálatas 6:8, Gálatas 6:9, Gálatas 6:10, Gálatas 6:11–18, Gálatas 6:12–13, Gálatas 6:14, Gálatas 6:15, Gálatas 6:16, Gálatas 6:17, Gálatas 6:18</w:t>
+      </w:r>
+      <w:r/>
+    </w:p>
+    <w:p>
+      <w:r/>
+      <w:r>
+        <w:t xml:space="preserve"> </w:t>
+      </w:r>
+      <w:r/>
+      <w:r/>
+    </w:p>
+    <w:p>
+      <w:pPr>
+        <w:sectPr>
           <w:footnotePr>
             <w:numRestart w:val="eachSect"/>
           </w:footnotePr>

--- a/spa/docx/48.content.docx
+++ b/spa/docx/48.content.docx
@@ -163,13 +163,6 @@
         <w:rPr>
           <w:lang w:val="es_ES" w:bidi="es_ES"/>
         </w:rPr>
-      </w:r>
-      <w:r>
-        <w:rPr>
-          <w:i/>
-          <w:lang w:val="es_ES" w:bidi="es_ES"/>
-        </w:rPr>
-        <w:t>Gálatas 1:1, Gálatas 1:1–5, Gálatas 1:1–2.21, Gálatas 1:2, Gálatas 1:3, Gálatas 1:3–5, Gálatas 1:4, Gálatas 1:4–5, Gálatas 1:5, Gálatas 1:6, Gálatas 1:6–10, Gálatas 1:7, Gálatas 1:8–9, Gálatas 1:9, Gálatas 1:10, Gálatas 1:11, Gálatas 1:11–2.21, Gálatas 1:12, Gálatas 1:13–14, Gálatas 1:14, Gálatas 1:15–16, Gálatas 1:16–20, Gálatas 1:17, Gálatas 1:18, Gálatas 1:18–20, Gálatas 1:20, Gálatas 1:21–22, Gálatas 1:23–24, Gálatas 2:1, Gálatas 2:1–10, Gálatas 2:2, Gálatas 2:3, Gálatas 2:4, Gálatas 2:4–5, Gálatas 2:5, Gálatas 2:6, Gálatas 2:6–10, Gálatas 2:7–8, Gálatas 2:9, Gálatas 2:10, Gálatas 2:11, Gálatas 2:11–21, Gálatas 2:12, Gálatas 2:13, Gálatas 2:14, Gálatas 2:14–21, Gálatas 2:15, Gálatas 2:16, Gálatas 2:17–21, Gálatas 2:18, Gálatas 2:19, Gálatas 2:20, Gálatas 2:21, Gálatas 3:1, Gálatas 3:1–9, Gálatas 3:1–5.12, Gálatas 3:2, Gálatas 3:3, Gálatas 3:4, Gálatas 3:5, Gálatas 3:6, Gálatas 3:6–9, Gálatas 3:7, Gálatas 3:8, Gálatas 3:10, Gálatas 3:10–12, Gálatas 3:11, Gálatas 3:12, Gálatas 3:13, Gálatas 3:13–14, Gálatas 3:14, Gálatas 3:15, Gálatas 3:15–18, Gálatas 3:16, Gálatas 3:17, Gálatas 3:18, Gálatas 3:19, Gálatas 3:19–22, Gálatas 3:20, Gálatas 3:21, Gálatas 3:21–25, Gálatas 3:22, Gálatas 3:23, Gálatas 3:23–29, Gálatas 3:24, Gálatas 3:25, Gálatas 3:26, Gálatas 3:26–29, Gálatas 3:27, Gálatas 3:28, Gálatas 3:29, Gálatas 4:1–3, Gálatas 4:1–7, Gálatas 4:3, Gálatas 4:4–5, Gálatas 4:6, Gálatas 4:8, Gálatas 4:8–11, Gálatas 4:9, Gálatas 4:10–11, Gálatas 4:11, Gálatas 4:12, Gálatas 4:12–20, Gálatas 4:13–14, Gálatas 4:15, Gálatas 4:16, Gálatas 4:17, Gálatas 4:18, Gálatas 4:19, Gálatas 4:20, Gálatas 4:21, Gálatas 4:21–31, Gálatas 4:22–23, Gálatas 4:24, Gálatas 4:24–25, Gálatas 4:25, Gálatas 4:26, Gálatas 4:27, Gálatas 4:28–31, Gálatas 4:29, Gálatas 4:30–31, Gálatas 5:1, Gálatas 5:2, Gálatas 5:2–6, Gálatas 5:3, Gálatas 5:4, Gálatas 5:5, Gálatas 5:6, Gálatas 5:7, Gálatas 5:8, Gálatas 5:9, Gálatas 5:10, Gálatas 5:11, Gálatas 5:12, Gálatas 5:13–6:10, Gálatas 5:14, Gálatas 5:15, Gálatas 5:16–26, Gálatas 5:17, Gálatas 5:18, Gálatas 5:19, Gálatas 5:19–26, Gálatas 5:20, Gálatas 5:21, Gálatas 5:22, Gálatas 5:23, Gálatas 5:24, Gálatas 5:25, Gálatas 5:26, Gálatas 6:1, Gálatas 6:1–5, Gálatas 6:1–10, Gálatas 6:2, Gálatas 6:3, Gálatas 6:4, Gálatas 6:5, Gálatas 6:6, Gálatas 6:6–10, Gálatas 6:7, Gálatas 6:8, Gálatas 6:9, Gálatas 6:10, Gálatas 6:11–18, Gálatas 6:12–13, Gálatas 6:14, Gálatas 6:15, Gálatas 6:16, Gálatas 6:17, Gálatas 6:18</w:t>
       </w:r>
       <w:r>
         <w:rPr>

--- a/spa/docx/48.content.docx
+++ b/spa/docx/48.content.docx
@@ -150,19 +150,6 @@
           <w:lang w:val="es_ES" w:bidi="es_ES"/>
         </w:rPr>
         <w:t>GAL</w:t>
-      </w:r>
-      <w:r>
-        <w:rPr>
-          <w:lang w:val="es_ES" w:bidi="es_ES"/>
-        </w:rPr>
-      </w:r>
-    </w:p>
-    <w:p>
-      <w:pPr/>
-      <w:r>
-        <w:rPr>
-          <w:lang w:val="es_ES" w:bidi="es_ES"/>
-        </w:rPr>
       </w:r>
       <w:r>
         <w:rPr>

--- a/spa/docx/48.content.docx
+++ b/spa/docx/48.content.docx
@@ -19,7 +19,7 @@
         <w:rPr>
           <w:lang w:val="es_ES" w:bidi="es_ES"/>
         </w:rPr>
-        <w:t>Resource: Notas de Estudio (Tyndale)</w:t>
+        <w:t>Resource: Tyndale Open Study Notes</w:t>
       </w:r>
       <w:r>
         <w:rPr>
@@ -112,7 +112,7 @@
         <w:rPr>
           <w:lang w:val="es_ES" w:bidi="es_ES"/>
         </w:rPr>
-        <w:t>Notas de Estudio (Tyndale)</w:t>
+        <w:t>Tyndale Open Study Notes</w:t>
       </w:r>
     </w:p>
     <w:p>

--- a/spa/docx/48.content.docx
+++ b/spa/docx/48.content.docx
@@ -19,7 +19,7 @@
         <w:rPr>
           <w:lang w:val="es_ES" w:bidi="es_ES"/>
         </w:rPr>
-        <w:t>Resource: Tyndale Open Study Notes</w:t>
+        <w:t>Resource: Aquifer Open Study Notes</w:t>
       </w:r>
       <w:r>
         <w:rPr>
@@ -112,7 +112,7 @@
         <w:rPr>
           <w:lang w:val="es_ES" w:bidi="es_ES"/>
         </w:rPr>
-        <w:t>Tyndale Open Study Notes</w:t>
+        <w:t>Aquifer Open Study Notes</w:t>
       </w:r>
     </w:p>
     <w:p>
